--- a/Classwork_ALevel_20261016 副本.docx
+++ b/Classwork_ALevel_20261016 副本.docx
@@ -1244,8 +1244,16 @@
             <w:pPr>
               <w:spacing w:line="240" w:lineRule="auto"/>
             </w:pPr>
+            <w:commentRangeStart w:id="0"/>
             <w:r>
               <w:t>Pointer ← HeadPointer</w:t>
+            </w:r>
+            <w:commentRangeEnd w:id="0"/>
+            <w:r>
+              <w:rPr>
+                <w:rStyle w:val="CommentReference"/>
+              </w:rPr>
+              <w:commentReference w:id="0"/>
             </w:r>
           </w:p>
           <w:p>
@@ -2553,11 +2561,19 @@
                 <w:rFonts w:hint="default"/>
               </w:rPr>
             </w:pPr>
+            <w:commentRangeStart w:id="1"/>
             <w:r>
               <w:rPr>
                 <w:rFonts w:hint="default"/>
               </w:rPr>
               <w:t>def Bubble(Items):</w:t>
+            </w:r>
+            <w:commentRangeEnd w:id="1"/>
+            <w:r>
+              <w:rPr>
+                <w:rStyle w:val="CommentReference"/>
+              </w:rPr>
+              <w:commentReference w:id="1"/>
             </w:r>
           </w:p>
           <w:p>
@@ -2933,6 +2949,7 @@
             <w:pPr>
               <w:spacing w:line="240" w:lineRule="auto"/>
             </w:pPr>
+            <w:commentRangeStart w:id="2"/>
             <w:r>
               <w:rPr>
                 <w:rFonts w:ascii="SimSun" w:hAnsi="SimSun" w:eastAsia="SimSun" w:cs="SimSun"/>
@@ -2981,6 +2998,13 @@
                 </wp:inline>
               </w:drawing>
             </w:r>
+            <w:commentRangeEnd w:id="2"/>
+            <w:r>
+              <w:rPr>
+                <w:rStyle w:val="CommentReference"/>
+              </w:rPr>
+              <w:commentReference w:id="2"/>
+            </w:r>
           </w:p>
           <w:p>
             <w:pPr>
@@ -3004,6 +3028,59 @@
     </w:sectPr>
   </w:body>
 </w:document>
+</file>
+
+<file path=word/comments.xml><?xml version="1.0" encoding="utf-8"?>
+<w:comments xmlns:a="http://schemas.openxmlformats.org/drawingml/2006/main" xmlns:pic="http://schemas.openxmlformats.org/drawingml/2006/picture" xmlns:r="http://schemas.openxmlformats.org/officeDocument/2006/relationships" xmlns:w="http://schemas.openxmlformats.org/wordprocessingml/2006/main" xmlns:wp="http://schemas.openxmlformats.org/drawingml/2006/wordprocessingDrawing" xmlns:mc="http://schemas.openxmlformats.org/markup-compatibility/2006" xmlns:a14="http://schemas.microsoft.com/office/drawing/2010/main" xmlns:w14="http://schemas.microsoft.com/office/word/2010/wordml" xmlns:wpc="http://schemas.microsoft.com/office/word/2010/wordprocessingCanvas">
+  <w:comment w:id="0" w:author="Teacher" w:initials="T" w:date="2026-10-30T01:17:10Z">
+    <w:p>
+      <w:pPr>
+        <w:pStyle w:val="CommentText"/>
+      </w:pPr>
+      <w:r>
+        <w:rPr>
+          <w:rStyle w:val="CommentReference"/>
+        </w:rPr>
+        <w:annotationRef/>
+      </w:r>
+      <w:r>
+        <w:t>12/15 - Line 4 has no THEN: write IF Found &lt;&gt; 0 THEN. Using Pointer instead of 0 gives the same result here because Pointer is 0 at that point, but the THEN is required syntax. (-3)</w:t>
+      </w:r>
+    </w:p>
+  </w:comment>
+  <w:comment w:id="1" w:author="Teacher" w:initials="T" w:date="2026-10-30T01:17:10Z">
+    <w:p>
+      <w:pPr>
+        <w:pStyle w:val="CommentText"/>
+      </w:pPr>
+      <w:r>
+        <w:rPr>
+          <w:rStyle w:val="CommentReference"/>
+        </w:rPr>
+        <w:annotationRef/>
+      </w:r>
+      <w:r>
+        <w:t>6/10 - This is not a bubble sort - it compares Items[i] with every later element, and because the inner range shrinks with t and the loop stops as soon as one pass makes no swap, the result is not sorted (from 'lavender' onwards the order is wrong). Compare adjacent elements with Items[j] and Items[j + 1] and do not break early. (-4)</w:t>
+      </w:r>
+    </w:p>
+  </w:comment>
+  <w:comment w:id="2" w:author="Teacher" w:initials="T" w:date="2026-10-30T01:17:10Z">
+    <w:p>
+      <w:pPr>
+        <w:pStyle w:val="CommentText"/>
+      </w:pPr>
+      <w:r>
+        <w:rPr>
+          <w:rStyle w:val="CommentReference"/>
+        </w:rPr>
+        <w:annotationRef/>
+      </w:r>
+      <w:r>
+        <w:t>Full marks. - The screenshot is accepted (follow-through): the list is not in alphabetical order because of the Bubble() error in (d)(i), not because of this step.</w:t>
+      </w:r>
+    </w:p>
+  </w:comment>
+</w:comments>
 </file>
 
 <file path=word/endnotes.xml><?xml version="1.0" encoding="utf-8"?>
